--- a/public/sales-kit/FlowSync_Master_Subscription_Agreement_DRAFT.docx
+++ b/public/sales-kit/FlowSync_Master_Subscription_Agreement_DRAFT.docx
@@ -15,7 +15,7 @@
         <w:pStyle w:val="Subtitle"/>
       </w:pPr>
       <w:r>
-        <w:t xml:space="preserve">Business-to-Business Agreement — DRAFT template · July 2026</w:t>
+        <w:t xml:space="preserve">Business-to-Business Agreement — DRAFT template · August 2026</w:t>
       </w:r>
     </w:p>
     <w:p>
@@ -396,6 +396,24 @@
       </w:pPr>
       <w:r>
         <w:t xml:space="preserve">6.4 Subprocessors. Customer authorizes the subprocessors listed in the Business Information &amp; Security Overview; Provider remains responsible for their performance.</w:t>
+      </w:r>
+    </w:p>
+    <w:p>
+      <w:pPr>
+        <w:pStyle w:val="ListParagraph"/>
+        <w:numPr>
+          <w:ilvl w:val="0"/>
+          <w:numId w:val="2"/>
+        </w:numPr>
+      </w:pPr>
+      <w:r>
+        <w:rPr>
+          <w:b/>
+        </w:rPr>
+        <w:t xml:space="preserve">6.5 AI processing.</w:t>
+      </w:r>
+      <w:r>
+        <w:t xml:space="preserve"> The Service includes assistive AI features processed server-side through Anthropic (Claude API). Customer Data submitted to AI features is not used to train models. Customer may disable all AI features for its workspace within the Service (enforced server-side and recorded in an AI audit log). AI sub-processing is covered by the DPA when executed.</w:t>
       </w:r>
     </w:p>
     <w:p>
